--- a/ru/wisdom-stories/before-you-marry.docx
+++ b/ru/wisdom-stories/before-you-marry.docx
@@ -40,7 +40,7 @@
         <w:rPr>
           <w:lang/>
         </w:rPr>
-        <w:t>«Не сравнивайте свою семью с чужими. Не говорите: “Вот у неё муж…” или “А у него жена…”. Со стороны невозможно узнать, что происходит в чужом доме. Стройте свой.</w:t>
+        <w:t xml:space="preserve">«Не сравнивайте свою семью с чужими. Не говорите: „Вот у неё муж…“ или „А у него жена…“. Со стороны невозможно узнать, что происходит в чужом доме. Стройте свой.</w:t>
       </w:r>
     </w:p>
     <w:p>
@@ -105,7 +105,7 @@
         <w:rPr>
           <w:lang/>
         </w:rPr>
-        <w:t>Не обещайте: “Всё всегда будет прекрасно”. Лучше скажите: “В трудный час я не оставлю тебя одного”.</w:t>
+        <w:t xml:space="preserve">Не обещайте: „Всё всегда будет прекрасно“. Лучше скажите: „В трудный час я не оставлю тебя одного“.</w:t>
       </w:r>
     </w:p>
     <w:p>
